--- a/Kempe-Obstruction-Theory.docx
+++ b/Kempe-Obstruction-Theory.docx
@@ -396,7 +396,7 @@
     <w:bookmarkEnd w:id="25"/>
     <w:bookmarkEnd w:id="26"/>
     <w:bookmarkEnd w:id="27"/>
-    <w:bookmarkStart w:id="40" w:name="第一节-基本概念与定义"/>
+    <w:bookmarkStart w:id="49" w:name="第一节-基本概念与定义"/>
     <w:p>
       <w:pPr>
         <w:pStyle w:val="Heading1"/>
@@ -958,7 +958,7 @@
     </w:p>
     <w:bookmarkEnd w:id="34"/>
     <w:bookmarkEnd w:id="35"/>
-    <w:bookmarkStart w:id="37" w:name="希伍德反例与-glfho-的历史"/>
+    <w:bookmarkStart w:id="46" w:name="希伍德反例与-glfho-的历史"/>
     <w:p>
       <w:pPr>
         <w:pStyle w:val="Heading2"/>
@@ -983,7 +983,7 @@
         <w:t xml:space="preserve">这个现象正是本文的 GLFHO 定义所刻画的——它不是说某个顶点无法着色，而是说在已有的5-着色框架内，通过 Kempe 链交换这一工具，无法有效地对困难区域进行颜色重组。</w:t>
       </w:r>
     </w:p>
-    <w:bookmarkStart w:id="36" w:name="希伍德反例及其变体"/>
+    <w:bookmarkStart w:id="45" w:name="希伍德反例及其变体"/>
     <w:p>
       <w:pPr>
         <w:pStyle w:val="Heading3"/>
@@ -1021,8 +1021,58 @@
     </w:p>
     <w:p>
       <w:pPr>
-        <w:pStyle w:val="FirstParagraph"/>
-      </w:pPr>
+        <w:pStyle w:val="CaptionedFigure"/>
+      </w:pPr>
+      <w:r>
+        <w:drawing>
+          <wp:inline>
+            <wp:extent cx="5334000" cy="3837948"/>
+            <wp:effectExtent b="0" l="0" r="0" t="0"/>
+            <wp:docPr descr="image" title="" id="37" name="Picture"/>
+            <a:graphic>
+              <a:graphicData uri="http://schemas.openxmlformats.org/drawingml/2006/picture">
+                <pic:pic>
+                  <pic:nvPicPr>
+                    <pic:cNvPr descr="paper/figures/heawood1.png" id="38" name="Picture"/>
+                    <pic:cNvPicPr>
+                      <a:picLocks noChangeArrowheads="1" noChangeAspect="1"/>
+                    </pic:cNvPicPr>
+                  </pic:nvPicPr>
+                  <pic:blipFill>
+                    <a:blip r:embed="rId36"/>
+                    <a:stretch>
+                      <a:fillRect/>
+                    </a:stretch>
+                  </pic:blipFill>
+                  <pic:spPr bwMode="auto">
+                    <a:xfrm>
+                      <a:off x="0" y="0"/>
+                      <a:ext cx="5334000" cy="3837948"/>
+                    </a:xfrm>
+                    <a:prstGeom prst="rect">
+                      <a:avLst/>
+                    </a:prstGeom>
+                    <a:noFill/>
+                    <a:ln w="9525">
+                      <a:noFill/>
+                      <a:headEnd/>
+                      <a:tailEnd/>
+                    </a:ln>
+                  </pic:spPr>
+                </pic:pic>
+              </a:graphicData>
+            </a:graphic>
+          </wp:inline>
+        </w:drawing>
+      </w:r>
+    </w:p>
+    <w:p>
+      <w:pPr>
+        <w:pStyle w:val="ImageCaption"/>
+      </w:pPr>
+      <w:r>
+        <w:t xml:space="preserve">image</w:t>
+      </w:r>
     </w:p>
     <w:p>
       <w:pPr>
@@ -1057,8 +1107,58 @@
     </w:p>
     <w:p>
       <w:pPr>
-        <w:pStyle w:val="FirstParagraph"/>
-      </w:pPr>
+        <w:pStyle w:val="CaptionedFigure"/>
+      </w:pPr>
+      <w:r>
+        <w:drawing>
+          <wp:inline>
+            <wp:extent cx="5334000" cy="4803674"/>
+            <wp:effectExtent b="0" l="0" r="0" t="0"/>
+            <wp:docPr descr="image" title="" id="40" name="Picture"/>
+            <a:graphic>
+              <a:graphicData uri="http://schemas.openxmlformats.org/drawingml/2006/picture">
+                <pic:pic>
+                  <pic:nvPicPr>
+                    <pic:cNvPr descr="paper/figures/heawood2.png" id="41" name="Picture"/>
+                    <pic:cNvPicPr>
+                      <a:picLocks noChangeArrowheads="1" noChangeAspect="1"/>
+                    </pic:cNvPicPr>
+                  </pic:nvPicPr>
+                  <pic:blipFill>
+                    <a:blip r:embed="rId39"/>
+                    <a:stretch>
+                      <a:fillRect/>
+                    </a:stretch>
+                  </pic:blipFill>
+                  <pic:spPr bwMode="auto">
+                    <a:xfrm>
+                      <a:off x="0" y="0"/>
+                      <a:ext cx="5334000" cy="4803674"/>
+                    </a:xfrm>
+                    <a:prstGeom prst="rect">
+                      <a:avLst/>
+                    </a:prstGeom>
+                    <a:noFill/>
+                    <a:ln w="9525">
+                      <a:noFill/>
+                      <a:headEnd/>
+                      <a:tailEnd/>
+                    </a:ln>
+                  </pic:spPr>
+                </pic:pic>
+              </a:graphicData>
+            </a:graphic>
+          </wp:inline>
+        </w:drawing>
+      </w:r>
+    </w:p>
+    <w:p>
+      <w:pPr>
+        <w:pStyle w:val="ImageCaption"/>
+      </w:pPr>
+      <w:r>
+        <w:t xml:space="preserve">image</w:t>
+      </w:r>
     </w:p>
     <w:p>
       <w:pPr>
@@ -1093,8 +1193,58 @@
     </w:p>
     <w:p>
       <w:pPr>
-        <w:pStyle w:val="FirstParagraph"/>
-      </w:pPr>
+        <w:pStyle w:val="CaptionedFigure"/>
+      </w:pPr>
+      <w:r>
+        <w:drawing>
+          <wp:inline>
+            <wp:extent cx="5334000" cy="4961860"/>
+            <wp:effectExtent b="0" l="0" r="0" t="0"/>
+            <wp:docPr descr="image" title="" id="43" name="Picture"/>
+            <a:graphic>
+              <a:graphicData uri="http://schemas.openxmlformats.org/drawingml/2006/picture">
+                <pic:pic>
+                  <pic:nvPicPr>
+                    <pic:cNvPr descr="paper/figures/heawood3.png" id="44" name="Picture"/>
+                    <pic:cNvPicPr>
+                      <a:picLocks noChangeArrowheads="1" noChangeAspect="1"/>
+                    </pic:cNvPicPr>
+                  </pic:nvPicPr>
+                  <pic:blipFill>
+                    <a:blip r:embed="rId42"/>
+                    <a:stretch>
+                      <a:fillRect/>
+                    </a:stretch>
+                  </pic:blipFill>
+                  <pic:spPr bwMode="auto">
+                    <a:xfrm>
+                      <a:off x="0" y="0"/>
+                      <a:ext cx="5334000" cy="4961860"/>
+                    </a:xfrm>
+                    <a:prstGeom prst="rect">
+                      <a:avLst/>
+                    </a:prstGeom>
+                    <a:noFill/>
+                    <a:ln w="9525">
+                      <a:noFill/>
+                      <a:headEnd/>
+                      <a:tailEnd/>
+                    </a:ln>
+                  </pic:spPr>
+                </pic:pic>
+              </a:graphicData>
+            </a:graphic>
+          </wp:inline>
+        </w:drawing>
+      </w:r>
+    </w:p>
+    <w:p>
+      <w:pPr>
+        <w:pStyle w:val="ImageCaption"/>
+      </w:pPr>
+      <w:r>
+        <w:t xml:space="preserve">image</w:t>
+      </w:r>
     </w:p>
     <w:p>
       <w:pPr>
@@ -1116,9 +1266,9 @@
         <w:t xml:space="preserve">这些反例从不同角度展示了 GLFHO 的本质——Kempe 链的拓扑缠绕使得简单的链交换操作受阻或失效。</w:t>
       </w:r>
     </w:p>
-    <w:bookmarkEnd w:id="36"/>
-    <w:bookmarkEnd w:id="37"/>
-    <w:bookmarkStart w:id="39" w:name="五色定理已知结论"/>
+    <w:bookmarkEnd w:id="45"/>
+    <w:bookmarkEnd w:id="46"/>
+    <w:bookmarkStart w:id="48" w:name="五色定理已知结论"/>
     <w:p>
       <w:pPr>
         <w:pStyle w:val="Heading2"/>
@@ -1163,7 +1313,7 @@
         <w:t xml:space="preserve">（此定理视为已知，本文不再重复证明。）</w:t>
       </w:r>
     </w:p>
-    <w:bookmarkStart w:id="38" w:name="五色定理与四色定理的关系"/>
+    <w:bookmarkStart w:id="47" w:name="五色定理与四色定理的关系"/>
     <w:p>
       <w:pPr>
         <w:pStyle w:val="Heading3"/>
@@ -1188,10 +1338,10 @@
         <w:t xml:space="preserve">关键的飞跃正在于：对于5-度顶点，如果我们能够保证 Kempe 链不会形成阻塞的 GLFHO 结构，那么简单的着色递推就能进行。本文的定理二正是这一”打破阻塞”的核心机制。</w:t>
       </w:r>
     </w:p>
-    <w:bookmarkEnd w:id="38"/>
-    <w:bookmarkEnd w:id="39"/>
-    <w:bookmarkEnd w:id="40"/>
-    <w:bookmarkStart w:id="49" w:name="第三节-定理二局部四色困难子图可在5-度顶点邻域间转移"/>
+    <w:bookmarkEnd w:id="47"/>
+    <w:bookmarkEnd w:id="48"/>
+    <w:bookmarkEnd w:id="49"/>
+    <w:bookmarkStart w:id="67" w:name="第三节-定理二局部四色困难子图可在5-度顶点邻域间转移"/>
     <w:p>
       <w:pPr>
         <w:pStyle w:val="Heading1"/>
@@ -1280,7 +1430,7 @@
         <w:t xml:space="preserve">特别地，φ’ 限制到 G - {v} 是一个正常4-着色。</w:t>
       </w:r>
     </w:p>
-    <w:bookmarkStart w:id="45" w:name="证明思路对称拼接与转移"/>
+    <w:bookmarkStart w:id="63" w:name="证明思路对称拼接与转移"/>
     <w:p>
       <w:pPr>
         <w:pStyle w:val="Heading2"/>
@@ -1297,7 +1447,7 @@
         <w:t xml:space="preserve">以下是定理二的核心构造思路。</w:t>
       </w:r>
     </w:p>
-    <w:bookmarkStart w:id="41" w:name="第一步手动增扩一个五边形面-v"/>
+    <w:bookmarkStart w:id="53" w:name="第一步手动增扩一个五边形面-v"/>
     <w:p>
       <w:pPr>
         <w:pStyle w:val="Heading3"/>
@@ -1308,8 +1458,58 @@
     </w:p>
     <w:p>
       <w:pPr>
-        <w:pStyle w:val="FirstParagraph"/>
-      </w:pPr>
+        <w:pStyle w:val="CaptionedFigure"/>
+      </w:pPr>
+      <w:r>
+        <w:drawing>
+          <wp:inline>
+            <wp:extent cx="5016500" cy="4521200"/>
+            <wp:effectExtent b="0" l="0" r="0" t="0"/>
+            <wp:docPr descr="image" title="" id="51" name="Picture"/>
+            <a:graphic>
+              <a:graphicData uri="http://schemas.openxmlformats.org/drawingml/2006/picture">
+                <pic:pic>
+                  <pic:nvPicPr>
+                    <pic:cNvPr descr="paper/figures/Transfer1.png" id="52" name="Picture"/>
+                    <pic:cNvPicPr>
+                      <a:picLocks noChangeArrowheads="1" noChangeAspect="1"/>
+                    </pic:cNvPicPr>
+                  </pic:nvPicPr>
+                  <pic:blipFill>
+                    <a:blip r:embed="rId50"/>
+                    <a:stretch>
+                      <a:fillRect/>
+                    </a:stretch>
+                  </pic:blipFill>
+                  <pic:spPr bwMode="auto">
+                    <a:xfrm>
+                      <a:off x="0" y="0"/>
+                      <a:ext cx="5016500" cy="4521200"/>
+                    </a:xfrm>
+                    <a:prstGeom prst="rect">
+                      <a:avLst/>
+                    </a:prstGeom>
+                    <a:noFill/>
+                    <a:ln w="9525">
+                      <a:noFill/>
+                      <a:headEnd/>
+                      <a:tailEnd/>
+                    </a:ln>
+                  </pic:spPr>
+                </pic:pic>
+              </a:graphicData>
+            </a:graphic>
+          </wp:inline>
+        </w:drawing>
+      </w:r>
+    </w:p>
+    <w:p>
+      <w:pPr>
+        <w:pStyle w:val="ImageCaption"/>
+      </w:pPr>
+      <w:r>
+        <w:t xml:space="preserve">image</w:t>
+      </w:r>
     </w:p>
     <w:p>
       <w:pPr>
@@ -1331,8 +1531,8 @@
         <w:t xml:space="preserve">在极小5-色图 G 中，设 u 为 GLFHO 的中心5-度顶点。选取 u 的一个邻居 u₁（度数 ≥ 5），在 u₁ 远离 u 的一侧增扩一个新的五边形面，其中心顶点记为 v。增扩后的图记为 G⁺，v 是一个新的5-度顶点且与 u 不相邻。</w:t>
       </w:r>
     </w:p>
-    <w:bookmarkEnd w:id="41"/>
-    <w:bookmarkStart w:id="42" w:name="第二步对称拼接"/>
+    <w:bookmarkEnd w:id="53"/>
+    <w:bookmarkStart w:id="57" w:name="第二步对称拼接"/>
     <w:p>
       <w:pPr>
         <w:pStyle w:val="Heading3"/>
@@ -1351,8 +1551,58 @@
     </w:p>
     <w:p>
       <w:pPr>
-        <w:pStyle w:val="BodyText"/>
-      </w:pPr>
+        <w:pStyle w:val="CaptionedFigure"/>
+      </w:pPr>
+      <w:r>
+        <w:drawing>
+          <wp:inline>
+            <wp:extent cx="5334000" cy="1192835"/>
+            <wp:effectExtent b="0" l="0" r="0" t="0"/>
+            <wp:docPr descr="image" title="" id="55" name="Picture"/>
+            <a:graphic>
+              <a:graphicData uri="http://schemas.openxmlformats.org/drawingml/2006/picture">
+                <pic:pic>
+                  <pic:nvPicPr>
+                    <pic:cNvPr descr="paper/figures/Transfer2.png" id="56" name="Picture"/>
+                    <pic:cNvPicPr>
+                      <a:picLocks noChangeArrowheads="1" noChangeAspect="1"/>
+                    </pic:cNvPicPr>
+                  </pic:nvPicPr>
+                  <pic:blipFill>
+                    <a:blip r:embed="rId54"/>
+                    <a:stretch>
+                      <a:fillRect/>
+                    </a:stretch>
+                  </pic:blipFill>
+                  <pic:spPr bwMode="auto">
+                    <a:xfrm>
+                      <a:off x="0" y="0"/>
+                      <a:ext cx="5334000" cy="1192835"/>
+                    </a:xfrm>
+                    <a:prstGeom prst="rect">
+                      <a:avLst/>
+                    </a:prstGeom>
+                    <a:noFill/>
+                    <a:ln w="9525">
+                      <a:noFill/>
+                      <a:headEnd/>
+                      <a:tailEnd/>
+                    </a:ln>
+                  </pic:spPr>
+                </pic:pic>
+              </a:graphicData>
+            </a:graphic>
+          </wp:inline>
+        </w:drawing>
+      </w:r>
+    </w:p>
+    <w:p>
+      <w:pPr>
+        <w:pStyle w:val="ImageCaption"/>
+      </w:pPr>
+      <w:r>
+        <w:t xml:space="preserve">image</w:t>
+      </w:r>
     </w:p>
     <w:p>
       <w:pPr>
@@ -1386,8 +1636,8 @@
         <w:t xml:space="preserve">- G’-侧包含 R’ = R 的副本（在 u’ 邻域）</w:t>
       </w:r>
     </w:p>
-    <w:bookmarkEnd w:id="42"/>
-    <w:bookmarkStart w:id="43" w:name="第三步由定理一保证-glfho-消解"/>
+    <w:bookmarkEnd w:id="57"/>
+    <w:bookmarkStart w:id="61" w:name="第三步由定理一保证-glfho-消解"/>
     <w:p>
       <w:pPr>
         <w:pStyle w:val="Heading3"/>
@@ -1495,46 +1745,96 @@
     </w:p>
     <w:p>
       <w:pPr>
+        <w:pStyle w:val="CaptionedFigure"/>
+      </w:pPr>
+      <w:r>
+        <w:drawing>
+          <wp:inline>
+            <wp:extent cx="5334000" cy="1076157"/>
+            <wp:effectExtent b="0" l="0" r="0" t="0"/>
+            <wp:docPr descr="image" title="" id="59" name="Picture"/>
+            <a:graphic>
+              <a:graphicData uri="http://schemas.openxmlformats.org/drawingml/2006/picture">
+                <pic:pic>
+                  <pic:nvPicPr>
+                    <pic:cNvPr descr="paper/figures/Transfer3.png" id="60" name="Picture"/>
+                    <pic:cNvPicPr>
+                      <a:picLocks noChangeArrowheads="1" noChangeAspect="1"/>
+                    </pic:cNvPicPr>
+                  </pic:nvPicPr>
+                  <pic:blipFill>
+                    <a:blip r:embed="rId58"/>
+                    <a:stretch>
+                      <a:fillRect/>
+                    </a:stretch>
+                  </pic:blipFill>
+                  <pic:spPr bwMode="auto">
+                    <a:xfrm>
+                      <a:off x="0" y="0"/>
+                      <a:ext cx="5334000" cy="1076157"/>
+                    </a:xfrm>
+                    <a:prstGeom prst="rect">
+                      <a:avLst/>
+                    </a:prstGeom>
+                    <a:noFill/>
+                    <a:ln w="9525">
+                      <a:noFill/>
+                      <a:headEnd/>
+                      <a:tailEnd/>
+                    </a:ln>
+                  </pic:spPr>
+                </pic:pic>
+              </a:graphicData>
+            </a:graphic>
+          </wp:inline>
+        </w:drawing>
+      </w:r>
+    </w:p>
+    <w:p>
+      <w:pPr>
+        <w:pStyle w:val="ImageCaption"/>
+      </w:pPr>
+      <w:r>
+        <w:t xml:space="preserve">image</w:t>
+      </w:r>
+    </w:p>
+    <w:p>
+      <w:pPr>
         <w:pStyle w:val="BodyText"/>
       </w:pPr>
+      <w:r>
+        <w:t xml:space="preserve">回顾反例图的结构，若 v（增扩的五边形面中心）出现此情况，可以推断原 u 顶点并非完全 GLFHO——即 u 处的 Kempe 链缠绕并非不可打破。此时通过多次执行 Kempe 链变换后即可达成4-着色。</w:t>
+      </w:r>
+    </w:p>
+    <w:bookmarkEnd w:id="61"/>
+    <w:bookmarkStart w:id="62" w:name="第四步结论"/>
+    <w:p>
+      <w:pPr>
+        <w:pStyle w:val="Heading3"/>
+      </w:pPr>
+      <w:r>
+        <w:t xml:space="preserve">第四步：结论</w:t>
+      </w:r>
+    </w:p>
+    <w:p>
+      <w:pPr>
+        <w:pStyle w:val="FirstParagraph"/>
+      </w:pPr>
+      <w:r>
+        <w:t xml:space="preserve">综合以上构造：增扩的 v 顶点或者是 GLFHO（情形 A），或者原 u 顶点属于非完全 GLFHO（情形 B）。这两种情况均可推断图 G 可正常4-着色。</w:t>
+      </w:r>
     </w:p>
     <w:p>
       <w:pPr>
         <w:pStyle w:val="BodyText"/>
       </w:pPr>
       <w:r>
-        <w:t xml:space="preserve">回顾反例图的结构，若 v（增扩的五边形面中心）出现此情况，可以推断原 u 顶点并非完全 GLFHO——即 u 处的 Kempe 链缠绕并非不可打破。此时通过多次执行 Kempe 链变换后即可达成4-着色。</w:t>
-      </w:r>
-    </w:p>
-    <w:bookmarkEnd w:id="43"/>
-    <w:bookmarkStart w:id="44" w:name="第四步结论"/>
-    <w:p>
-      <w:pPr>
-        <w:pStyle w:val="Heading3"/>
-      </w:pPr>
-      <w:r>
-        <w:t xml:space="preserve">第四步：结论</w:t>
-      </w:r>
-    </w:p>
-    <w:p>
-      <w:pPr>
-        <w:pStyle w:val="FirstParagraph"/>
-      </w:pPr>
-      <w:r>
-        <w:t xml:space="preserve">综合以上构造：增扩的 v 顶点或者是 GLFHO（情形 A），或者原 u 顶点属于非完全 GLFHO（情形 B）。这两种情况均可推断图 G 可正常4-着色。</w:t>
-      </w:r>
-    </w:p>
-    <w:p>
-      <w:pPr>
-        <w:pStyle w:val="BodyText"/>
-      </w:pPr>
-      <w:r>
         <w:t xml:space="preserve">这正是定理二所要证明的结论。 □</w:t>
       </w:r>
     </w:p>
-    <w:bookmarkEnd w:id="44"/>
-    <w:bookmarkEnd w:id="45"/>
-    <w:bookmarkStart w:id="46" w:name="定理二的作用消解-glfho"/>
+    <w:bookmarkEnd w:id="62"/>
+    <w:bookmarkEnd w:id="63"/>
+    <w:bookmarkStart w:id="64" w:name="定理二的作用消解-glfho"/>
     <w:p>
       <w:pPr>
         <w:pStyle w:val="Heading2"/>
@@ -1613,8 +1913,8 @@
         <w:t xml:space="preserve">，通过对称拼接的设计保证了 u 处 GLFHO 的消解。</w:t>
       </w:r>
     </w:p>
-    <w:bookmarkEnd w:id="46"/>
-    <w:bookmarkStart w:id="47" w:name="定理二的前提条件"/>
+    <w:bookmarkEnd w:id="64"/>
+    <w:bookmarkStart w:id="65" w:name="定理二的前提条件"/>
     <w:p>
       <w:pPr>
         <w:pStyle w:val="Heading2"/>
@@ -1696,8 +1996,8 @@
         <w:t xml:space="preserve">（定理一）：定理二在第三步直接使用定理一——对拼接图 H 应用 GLFHO 唯一性，保证 H 中至多一个 GLFHO，从而两侧之一必然可4-着色。</w:t>
       </w:r>
     </w:p>
-    <w:bookmarkEnd w:id="47"/>
-    <w:bookmarkStart w:id="48" w:name="与-kempe-链交换的关系"/>
+    <w:bookmarkEnd w:id="65"/>
+    <w:bookmarkStart w:id="66" w:name="与-kempe-链交换的关系"/>
     <w:p>
       <w:pPr>
         <w:pStyle w:val="Heading2"/>
@@ -1760,9 +2060,9 @@
         <w:t xml:space="preserve">来回避这个困难，用一个”整体的全局构造”替代了”局部的链交换操作”。而情形 B 中的多次 Kempe 链变换之所以可行，是因为原 u 顶点的缠绕结构并非完全 GLFHO，不存在不可打破的阻塞。</w:t>
       </w:r>
     </w:p>
-    <w:bookmarkEnd w:id="48"/>
-    <w:bookmarkEnd w:id="49"/>
-    <w:bookmarkStart w:id="65" w:name="第四节-四色定理的完整证明"/>
+    <w:bookmarkEnd w:id="66"/>
+    <w:bookmarkEnd w:id="67"/>
+    <w:bookmarkStart w:id="83" w:name="第四节-四色定理的完整证明"/>
     <w:p>
       <w:pPr>
         <w:pStyle w:val="Heading1"/>
@@ -1779,7 +2079,7 @@
         <w:t xml:space="preserve">综合以上两条定理，我们现在给出四色定理的完整证明。我们采用”极小反例”策略，结合 GLFHO 的唯一性与定理二的转移操作，导出矛盾。</w:t>
       </w:r>
     </w:p>
-    <w:bookmarkStart w:id="51" w:name="极小5-色平面图"/>
+    <w:bookmarkStart w:id="69" w:name="极小5-色平面图"/>
     <w:p>
       <w:pPr>
         <w:pStyle w:val="Heading2"/>
@@ -1832,7 +2132,7 @@
         <w:t xml:space="preserve">。</w:t>
       </w:r>
     </w:p>
-    <w:bookmarkStart w:id="50" w:name="极小5-色平面图的性质"/>
+    <w:bookmarkStart w:id="68" w:name="极小5-色平面图的性质"/>
     <w:p>
       <w:pPr>
         <w:pStyle w:val="Heading3"/>
@@ -2259,9 +2559,9 @@
         <w:t xml:space="preserve">由性质4.1.2，G 含至少12个5-度顶点。每个5-度顶点至多与5个其他顶点相邻。若所有12个5-度顶点两两相邻，则每个需与至少11个其他5-度顶点相邻，但其度数仅为5，矛盾。故必存在两个互不相邻的5-度顶点。</w:t>
       </w:r>
     </w:p>
-    <w:bookmarkEnd w:id="50"/>
-    <w:bookmarkEnd w:id="51"/>
-    <w:bookmarkStart w:id="55" w:name="极小5-色图必含-glfho"/>
+    <w:bookmarkEnd w:id="68"/>
+    <w:bookmarkEnd w:id="69"/>
+    <w:bookmarkStart w:id="73" w:name="极小5-色图必含-glfho"/>
     <w:p>
       <w:pPr>
         <w:pStyle w:val="Heading2"/>
@@ -2298,7 +2598,7 @@
         <w:t xml:space="preserve">极小5-色平面图 G 必含 GLFHO。</w:t>
       </w:r>
     </w:p>
-    <w:bookmarkStart w:id="52" w:name="证明"/>
+    <w:bookmarkStart w:id="70" w:name="证明"/>
     <w:p>
       <w:pPr>
         <w:pStyle w:val="Heading3"/>
@@ -2621,8 +2921,8 @@
         <w:t xml:space="preserve">种位置模式，它们在循环对称下等价。）</w:t>
       </w:r>
     </w:p>
-    <w:bookmarkEnd w:id="52"/>
-    <w:bookmarkStart w:id="53" w:name="kempe-链分析"/>
+    <w:bookmarkEnd w:id="70"/>
+    <w:bookmarkStart w:id="71" w:name="kempe-链分析"/>
     <w:p>
       <w:pPr>
         <w:pStyle w:val="Heading3"/>
@@ -2683,8 +2983,8 @@
         <w:t xml:space="preserve">故 v₁ 与 v₃ 必须在同一 (1,3)-Kempe 链中。</w:t>
       </w:r>
     </w:p>
-    <w:bookmarkEnd w:id="53"/>
-    <w:bookmarkStart w:id="54" w:name="glfho-的构造"/>
+    <w:bookmarkEnd w:id="71"/>
+    <w:bookmarkStart w:id="72" w:name="glfho-的构造"/>
     <w:p>
       <w:pPr>
         <w:pStyle w:val="Heading3"/>
@@ -2776,9 +3076,9 @@
         <w:t xml:space="preserve">□</w:t>
       </w:r>
     </w:p>
-    <w:bookmarkEnd w:id="54"/>
-    <w:bookmarkEnd w:id="55"/>
-    <w:bookmarkStart w:id="59" w:name="由定理二消解唯一-glfho"/>
+    <w:bookmarkEnd w:id="72"/>
+    <w:bookmarkEnd w:id="73"/>
+    <w:bookmarkStart w:id="77" w:name="由定理二消解唯一-glfho"/>
     <w:p>
       <w:pPr>
         <w:pStyle w:val="Heading2"/>
@@ -2795,7 +3095,7 @@
         <w:t xml:space="preserve">由命题4.2，G(n) 含 GLFHO R，中心5-度顶点为 u（由定理一保证唯一性）。本节给出利用定理二导出矛盾的方法。</w:t>
       </w:r>
     </w:p>
-    <w:bookmarkStart w:id="57" w:name="引理-4.3定理二消解"/>
+    <w:bookmarkStart w:id="75" w:name="引理-4.3定理二消解"/>
     <w:p>
       <w:pPr>
         <w:pStyle w:val="Heading3"/>
@@ -2818,7 +3118,7 @@
         <w:t xml:space="preserve">则 G(n) 可被正常4-着色，与 χ(G(n)) = 5 矛盾。</w:t>
       </w:r>
     </w:p>
-    <w:bookmarkStart w:id="56" w:name="证明-1"/>
+    <w:bookmarkStart w:id="74" w:name="证明-1"/>
     <w:p>
       <w:pPr>
         <w:pStyle w:val="Heading4"/>
@@ -2946,9 +3246,9 @@
         <w:t xml:space="preserve">：无论情形 A 还是情形 B，G(n) 均可正常4-着色。 □</w:t>
       </w:r>
     </w:p>
-    <w:bookmarkEnd w:id="56"/>
-    <w:bookmarkEnd w:id="57"/>
-    <w:bookmarkStart w:id="58" w:name="备注v-点角色与两种情形的说明"/>
+    <w:bookmarkEnd w:id="74"/>
+    <w:bookmarkEnd w:id="75"/>
+    <w:bookmarkStart w:id="76" w:name="备注v-点角色与两种情形的说明"/>
     <w:p>
       <w:pPr>
         <w:pStyle w:val="Heading3"/>
@@ -3005,9 +3305,9 @@
         <w:t xml:space="preserve">：当增扩的 v 不成为 GLFHO 中心时，这意味着原 u 处的 Kempe 链缠绕结构并非”不可打破的 GLFHO”——即存在可打破的缝隙。此时 u 处属于非完全 GLFHO，回顾希伍德反例的结构（参见第一节 1.4），9节点极简反例正是这种情况：单次 Kempe 链交换受阻，但多次连续交换后可达成4-着色。情形 B 中的 u 处结构与此类似，通过有限次 Kempe 链变换即可完成着色。</w:t>
       </w:r>
     </w:p>
-    <w:bookmarkEnd w:id="58"/>
-    <w:bookmarkEnd w:id="59"/>
-    <w:bookmarkStart w:id="63" w:name="四色定理的证明主定理"/>
+    <w:bookmarkEnd w:id="76"/>
+    <w:bookmarkEnd w:id="77"/>
+    <w:bookmarkStart w:id="81" w:name="四色定理的证明主定理"/>
     <w:p>
       <w:pPr>
         <w:pStyle w:val="Heading2"/>
@@ -3036,7 +3336,7 @@
         <w:t xml:space="preserve">任意简单平面图 G 均可正常4-着色，即 χ(G) ≤ 4。</w:t>
       </w:r>
     </w:p>
-    <w:bookmarkStart w:id="60" w:name="证明框架反证法"/>
+    <w:bookmarkStart w:id="78" w:name="证明框架反证法"/>
     <w:p>
       <w:pPr>
         <w:pStyle w:val="Heading3"/>
@@ -3151,8 +3451,8 @@
         <w:t xml:space="preserve">由引理4.3（见4.3节），χ(G(n)) ≤ 4。</w:t>
       </w:r>
     </w:p>
-    <w:bookmarkEnd w:id="60"/>
-    <w:bookmarkStart w:id="61" w:name="矛盾与结论"/>
+    <w:bookmarkEnd w:id="78"/>
+    <w:bookmarkStart w:id="79" w:name="矛盾与结论"/>
     <w:p>
       <w:pPr>
         <w:pStyle w:val="Heading3"/>
@@ -3187,8 +3487,8 @@
         <w:t xml:space="preserve">□</w:t>
       </w:r>
     </w:p>
-    <w:bookmarkEnd w:id="61"/>
-    <w:bookmarkStart w:id="62" w:name="关于证明完整性的说明"/>
+    <w:bookmarkEnd w:id="79"/>
+    <w:bookmarkStart w:id="80" w:name="关于证明完整性的说明"/>
     <w:p>
       <w:pPr>
         <w:pStyle w:val="Heading3"/>
@@ -3213,9 +3513,9 @@
         <w:t xml:space="preserve">这一论证体现了本证明路径的核心设计思想：通过定理二的对称拼接与定理一的唯一性保证，将 GLFHO 的消解问题转化为可操作的两种情形，从而绕过了 Kempe (1879) 错误所揭示的根本困难。</w:t>
       </w:r>
     </w:p>
-    <w:bookmarkEnd w:id="62"/>
-    <w:bookmarkEnd w:id="63"/>
-    <w:bookmarkStart w:id="64" w:name="证明的整体架构"/>
+    <w:bookmarkEnd w:id="80"/>
+    <w:bookmarkEnd w:id="81"/>
+    <w:bookmarkStart w:id="82" w:name="证明的整体架构"/>
     <w:p>
       <w:pPr>
         <w:pStyle w:val="Heading2"/>
@@ -3284,9 +3584,9 @@
         <w:t xml:space="preserve">两个环节相互支撑，构成不依赖计算机穷举的证明路径。</w:t>
       </w:r>
     </w:p>
-    <w:bookmarkEnd w:id="64"/>
-    <w:bookmarkEnd w:id="65"/>
-    <w:bookmarkStart w:id="83" w:name="第五节-与-kempe1879和-appel-haken1976的对比"/>
+    <w:bookmarkEnd w:id="82"/>
+    <w:bookmarkEnd w:id="83"/>
+    <w:bookmarkStart w:id="101" w:name="第五节-与-kempe1879和-appel-haken1976的对比"/>
     <w:p>
       <w:pPr>
         <w:pStyle w:val="Heading1"/>
@@ -3319,7 +3619,7 @@
         <w:t xml:space="preserve">本文的方法本质上是：用 GLFHO 的唯一性（定理一）来控制 Kempe 链交换的副作用。定理二转移操作之所以安全，是因为图中只有一处 GLFHO（定理一保证），交换不会在别处制造新的 GLFHO（定理一保证）。这正是 Kempe 方法缺少的”控制机制”。</w:t>
       </w:r>
     </w:p>
-    <w:bookmarkStart w:id="66" w:name="三种方法的比较表"/>
+    <w:bookmarkStart w:id="84" w:name="三种方法的比较表"/>
     <w:p>
       <w:pPr>
         <w:pStyle w:val="Heading2"/>
@@ -3720,8 +4020,8 @@
         </w:tc>
       </w:tr>
     </w:tbl>
-    <w:bookmarkEnd w:id="66"/>
-    <w:bookmarkStart w:id="70" w:name="kempe-方法的缺陷与修复"/>
+    <w:bookmarkEnd w:id="84"/>
+    <w:bookmarkStart w:id="88" w:name="kempe-方法的缺陷与修复"/>
     <w:p>
       <w:pPr>
         <w:pStyle w:val="Heading2"/>
@@ -3730,7 +4030,7 @@
         <w:t xml:space="preserve">5.2　Kempe 方法的缺陷与修复</w:t>
       </w:r>
     </w:p>
-    <w:bookmarkStart w:id="67" w:name="kempe-的假设"/>
+    <w:bookmarkStart w:id="85" w:name="kempe-的假设"/>
     <w:p>
       <w:pPr>
         <w:pStyle w:val="Heading3"/>
@@ -3783,8 +4083,8 @@
         <w:t xml:space="preserve">断言：这个交换总是可以进行的，因而 v 总能重新着色，从而 G-v 可4-着色且扩展到 G</w:t>
       </w:r>
     </w:p>
-    <w:bookmarkEnd w:id="67"/>
-    <w:bookmarkStart w:id="68" w:name="缺陷的来源"/>
+    <w:bookmarkEnd w:id="85"/>
+    <w:bookmarkStart w:id="86" w:name="缺陷的来源"/>
     <w:p>
       <w:pPr>
         <w:pStyle w:val="Heading3"/>
@@ -3851,8 +4151,8 @@
         <w:t xml:space="preserve">两条链的相互干扰形成 Jordan 曲线分隔结构，使得任何单次 Kempe 交换都无法有效地为 v 腾出空位——这正是 GLFHO 的本质。</w:t>
       </w:r>
     </w:p>
-    <w:bookmarkEnd w:id="68"/>
-    <w:bookmarkStart w:id="69" w:name="本文方法的修复"/>
+    <w:bookmarkEnd w:id="86"/>
+    <w:bookmarkStart w:id="87" w:name="本文方法的修复"/>
     <w:p>
       <w:pPr>
         <w:pStyle w:val="Heading3"/>
@@ -3956,9 +4256,9 @@
         <w:t xml:space="preserve">这三个定理配合使用，回避了 Kempe 遇到的陷阱。</w:t>
       </w:r>
     </w:p>
-    <w:bookmarkEnd w:id="69"/>
-    <w:bookmarkEnd w:id="70"/>
-    <w:bookmarkStart w:id="74" w:name="与-appel-haken-方法的对比"/>
+    <w:bookmarkEnd w:id="87"/>
+    <w:bookmarkEnd w:id="88"/>
+    <w:bookmarkStart w:id="92" w:name="与-appel-haken-方法的对比"/>
     <w:p>
       <w:pPr>
         <w:pStyle w:val="Heading2"/>
@@ -3967,7 +4267,7 @@
         <w:t xml:space="preserve">5.3　与 Appel-Haken 方法的对比</w:t>
       </w:r>
     </w:p>
-    <w:bookmarkStart w:id="71" w:name="appel-haken-的思路"/>
+    <w:bookmarkStart w:id="89" w:name="appel-haken-的思路"/>
     <w:p>
       <w:pPr>
         <w:pStyle w:val="Heading3"/>
@@ -4020,8 +4320,8 @@
         <w:t xml:space="preserve">通过对所有配置的规约，导出矛盾</w:t>
       </w:r>
     </w:p>
-    <w:bookmarkEnd w:id="71"/>
-    <w:bookmarkStart w:id="72" w:name="appel-haken-方法的优点与问题"/>
+    <w:bookmarkEnd w:id="89"/>
+    <w:bookmarkStart w:id="90" w:name="appel-haken-方法的优点与问题"/>
     <w:p>
       <w:pPr>
         <w:pStyle w:val="Heading3"/>
@@ -4090,8 +4390,8 @@
         <w:t xml:space="preserve">- 计算机程序本身的正确性需要验证</w:t>
       </w:r>
     </w:p>
-    <w:bookmarkEnd w:id="72"/>
-    <w:bookmarkStart w:id="73" w:name="本文方法与-appel-haken-的关系"/>
+    <w:bookmarkEnd w:id="90"/>
+    <w:bookmarkStart w:id="91" w:name="本文方法与-appel-haken-的关系"/>
     <w:p>
       <w:pPr>
         <w:pStyle w:val="Heading3"/>
@@ -4169,9 +4469,9 @@
         <w:t xml:space="preserve">虽然本文方法同样需要进一步的同行评议来确认定理一的严格性，但它提供了一个概念上较为清晰的证明路径。</w:t>
       </w:r>
     </w:p>
-    <w:bookmarkEnd w:id="73"/>
-    <w:bookmarkEnd w:id="74"/>
-    <w:bookmarkStart w:id="78" w:name="方法的哲学意义"/>
+    <w:bookmarkEnd w:id="91"/>
+    <w:bookmarkEnd w:id="92"/>
+    <w:bookmarkStart w:id="96" w:name="方法的哲学意义"/>
     <w:p>
       <w:pPr>
         <w:pStyle w:val="Heading2"/>
@@ -4180,7 +4480,7 @@
         <w:t xml:space="preserve">5.4　方法的哲学意义</w:t>
       </w:r>
     </w:p>
-    <w:bookmarkStart w:id="75" w:name="kempe-的贡献"/>
+    <w:bookmarkStart w:id="93" w:name="kempe-的贡献"/>
     <w:p>
       <w:pPr>
         <w:pStyle w:val="Heading3"/>
@@ -4197,8 +4497,8 @@
         <w:t xml:space="preserve">Kempe 首次引入了”Kempe 链”这一强大的工具。虽然他的证明有缺陷，但 Kempe 链至今仍是图着色理论中的基本工具。</w:t>
       </w:r>
     </w:p>
-    <w:bookmarkEnd w:id="75"/>
-    <w:bookmarkStart w:id="76" w:name="appel-haken-的突破"/>
+    <w:bookmarkEnd w:id="93"/>
+    <w:bookmarkStart w:id="94" w:name="appel-haken-的突破"/>
     <w:p>
       <w:pPr>
         <w:pStyle w:val="Heading3"/>
@@ -4215,8 +4515,8 @@
         <w:t xml:space="preserve">Appel 与 Haken 通过计算机验证，给出了第一个严格的四色定理证明，虽然方法不优雅，但确实解决了百年难题。</w:t>
       </w:r>
     </w:p>
-    <w:bookmarkEnd w:id="76"/>
-    <w:bookmarkStart w:id="77" w:name="本文方法的尝试"/>
+    <w:bookmarkEnd w:id="94"/>
+    <w:bookmarkStart w:id="95" w:name="本文方法的尝试"/>
     <w:p>
       <w:pPr>
         <w:pStyle w:val="Heading3"/>
@@ -4309,9 +4609,9 @@
         <w:t xml:space="preserve">：寻求一个不依赖计算机穷举的证明路径</w:t>
       </w:r>
     </w:p>
-    <w:bookmarkEnd w:id="77"/>
-    <w:bookmarkEnd w:id="78"/>
-    <w:bookmarkStart w:id="82" w:name="开放问题与未来方向"/>
+    <w:bookmarkEnd w:id="95"/>
+    <w:bookmarkEnd w:id="96"/>
+    <w:bookmarkStart w:id="100" w:name="开放问题与未来方向"/>
     <w:p>
       <w:pPr>
         <w:pStyle w:val="Heading2"/>
@@ -4320,7 +4620,7 @@
         <w:t xml:space="preserve">5.5　开放问题与未来方向</w:t>
       </w:r>
     </w:p>
-    <w:bookmarkStart w:id="79" w:name="形式化验证"/>
+    <w:bookmarkStart w:id="97" w:name="形式化验证"/>
     <w:p>
       <w:pPr>
         <w:pStyle w:val="Heading3"/>
@@ -4337,8 +4637,8 @@
         <w:t xml:space="preserve">定理一（GLFHO 的唯一性）是整个证明的核心。本文已给出各子情形（C1、C2a、C2b、C3）的完整论证，但将这些论证转化为机器可检验的形式化证明（如 Lean 4 或 Coq）仍是重要的后续工作。</w:t>
       </w:r>
     </w:p>
-    <w:bookmarkEnd w:id="79"/>
-    <w:bookmarkStart w:id="80" w:name="计算机辅助验证"/>
+    <w:bookmarkEnd w:id="97"/>
+    <w:bookmarkStart w:id="98" w:name="计算机辅助验证"/>
     <w:p>
       <w:pPr>
         <w:pStyle w:val="Heading3"/>
@@ -4355,8 +4655,8 @@
         <w:t xml:space="preserve">虽然本方法不依赖计算机穷举，但借助计算机进行某些关键步骤的验证（如定理一各情形的穷举检验）仍是有益的。</w:t>
       </w:r>
     </w:p>
-    <w:bookmarkEnd w:id="80"/>
-    <w:bookmarkStart w:id="81" w:name="推广与应用"/>
+    <w:bookmarkEnd w:id="98"/>
+    <w:bookmarkStart w:id="99" w:name="推广与应用"/>
     <w:p>
       <w:pPr>
         <w:pStyle w:val="Heading3"/>
@@ -4401,9 +4701,9 @@
         <w:t xml:space="preserve">对称拼接的方法论是否有更广泛的应用？</w:t>
       </w:r>
     </w:p>
-    <w:bookmarkEnd w:id="81"/>
-    <w:bookmarkEnd w:id="82"/>
-    <w:bookmarkEnd w:id="83"/>
+    <w:bookmarkEnd w:id="99"/>
+    <w:bookmarkEnd w:id="100"/>
+    <w:bookmarkEnd w:id="101"/>
     <w:sectPr/>
   </w:body>
 </w:document>

--- a/Kempe-Obstruction-Theory.docx
+++ b/Kempe-Obstruction-Theory.docx
@@ -217,7 +217,7 @@
           <w:b/>
           <w:bCs/>
         </w:rPr>
-        <w:t xml:space="preserve">对称拼接消解法</w:t>
+        <w:t xml:space="preserve">对称拼接法</w:t>
       </w:r>
       <w:r>
         <w:rPr>
@@ -252,7 +252,7 @@
         <w:rPr>
           <w:rFonts w:hint="eastAsia"/>
         </w:rPr>
-        <w:t xml:space="preserve">与其副本对称拼接，通过极小化着色选择（定理一唯一性保证）使原侧</w:t>
+        <w:t xml:space="preserve">与其副本对称拼接（挖空中心顶点，错位贴合边界顶点），通过极小化着色选择（定理一唯一性保证）使原侧</w:t>
       </w:r>
       <w:r>
         <w:t xml:space="preserve"> u </w:t>
@@ -640,13 +640,13 @@
           <w:b/>
           <w:bCs/>
         </w:rPr>
-        <w:t xml:space="preserve">symmetric splicing resolution method</w:t>
-      </w:r>
-      <w:r>
-        <w:t xml:space="preserve"> </w:t>
-      </w:r>
-      <w:r>
-        <w:t xml:space="preserve">to a minimal 5-chromatic planar graph: the graph G(n) containing a unique GLFHO at vertex u is symmetrically spliced with its copy; by choosing a minimizing coloring (uniqueness guaranteed by Theorem 1) and applying the</w:t>
+        <w:t xml:space="preserve">symmetric splicing method</w:t>
+      </w:r>
+      <w:r>
+        <w:t xml:space="preserve"> </w:t>
+      </w:r>
+      <w:r>
+        <w:t xml:space="preserve">to a minimal 5-chromatic planar graph: the graph G(n) containing a unique GLFHO at vertex u is symmetrically spliced with its copy (removing central vertices, stagger-joining boundary vertices); by choosing a minimizing coloring (uniqueness guaranteed by Theorem 1) and applying the</w:t>
       </w:r>
       <w:r>
         <w:t xml:space="preserve"> </w:t>
@@ -678,7 +678,7 @@
         <w:t xml:space="preserve"> </w:t>
       </w:r>
       <w:r>
-        <w:t xml:space="preserve">then rigorously establishes that: if u is non-GLFHO, then v₁ and v₃ must lie in different (1,3)-Kempe chains (proof by contradiction: if same chain, the Jordan curve + color separation lemma forces u to be GLFHO). Therefore, a single Kempe chain exchange suffices to 4-color u, yielding a proper 4-coloring of G — contradicting χ(G) = 5.</w:t>
+        <w:t xml:space="preserve">then rigorously establishes that: if u is non-GLFHO, then v₁ and v₃ must lie in different (1,3)-Kempe chains (proof by contradiction: if same chain, the Jordan curve + color separation lemma forces u to be GLFHO). Therefore, Kempe chain exchange operations suffice to 4-color u, yielding a proper 4-coloring of G — contradicting χ(G) = 5.</w:t>
       </w:r>
     </w:p>
     <w:p>
@@ -861,7 +861,7 @@
           <w:b/>
           <w:bCs/>
         </w:rPr>
-        <w:t xml:space="preserve">对称拼接消解法</w:t>
+        <w:t xml:space="preserve">对称拼接法</w:t>
       </w:r>
       <w:r>
         <w:rPr>
@@ -883,7 +883,7 @@
           <w:b/>
           <w:bCs/>
         </w:rPr>
-        <w:t xml:space="preserve">消解</w:t>
+        <w:t xml:space="preserve">GLFHO转移</w:t>
       </w:r>
       <w:r>
         <w:rPr>
@@ -934,16 +934,16 @@
         <w:rPr>
           <w:rFonts w:hint="eastAsia"/>
         </w:rPr>
-        <w:t xml:space="preserve">v，通过定理二的对称拼接构造，获得</w:t>
-      </w:r>
-      <w:r>
-        <w:t xml:space="preserve"> G - {v} </w:t>
-      </w:r>
-      <w:r>
-        <w:rPr>
-          <w:rFonts w:hint="eastAsia"/>
-        </w:rPr>
-        <w:t xml:space="preserve">的正常4-着色，且该着色下</w:t>
+        <w:t xml:space="preserve">v，通过定理二的对称拼接构造（挖空v和v’，错位贴合边界顶点），使</w:t>
+      </w:r>
+      <w:r>
+        <w:t xml:space="preserve"> GLFHO </w:t>
+      </w:r>
+      <w:r>
+        <w:rPr>
+          <w:rFonts w:hint="eastAsia"/>
+        </w:rPr>
+        <w:t xml:space="preserve">从</w:t>
       </w:r>
       <w:r>
         <w:t xml:space="preserve"> u </w:t>
@@ -952,10 +952,10 @@
         <w:rPr>
           <w:rFonts w:hint="eastAsia"/>
         </w:rPr>
-        <w:t xml:space="preserve">处无</w:t>
-      </w:r>
-      <w:r>
-        <w:t xml:space="preserve"> GLFHO。</w:t>
+        <w:t xml:space="preserve">转移到</w:t>
+      </w:r>
+      <w:r>
+        <w:t xml:space="preserve"> v。</w:t>
       </w:r>
     </w:p>
     <w:p>
@@ -1101,7 +1101,7 @@
         <w:rPr>
           <w:rFonts w:hint="eastAsia"/>
         </w:rPr>
-        <w:t xml:space="preserve">（对称拼接消解）：子图引理</w:t>
+        <w:t xml:space="preserve">（对称拼接法）：子图引理</w:t>
       </w:r>
       <w:r>
         <w:t xml:space="preserve"> + </w:t>
@@ -9957,16 +9957,7 @@
         <w:rPr>
           <w:rFonts w:hint="eastAsia"/>
         </w:rPr>
-        <w:t xml:space="preserve">为</w:t>
-      </w:r>
-      <w:r>
-        <w:t xml:space="preserve"> G </w:t>
-      </w:r>
-      <w:r>
-        <w:rPr>
-          <w:rFonts w:hint="eastAsia"/>
-        </w:rPr>
-        <w:t xml:space="preserve">与其副本沿边界粘合而成的对称平面图。关键论证如下：</w:t>
+        <w:t xml:space="preserve">通过挖空中心顶点和错位贴合边界顶点形成对称平面图。关键论证如下：</w:t>
       </w:r>
     </w:p>
     <w:p>
@@ -13266,22 +13257,22 @@
           <w:b/>
           <w:bCs/>
         </w:rPr>
-        <w:t xml:space="preserve">约减的必然性</w:t>
-      </w:r>
-      <w:r>
-        <w:rPr>
-          <w:rFonts w:hint="eastAsia"/>
-        </w:rPr>
-        <w:t xml:space="preserve">：对扩增的5-度顶点进行约减后，GLFHO</w:t>
-      </w:r>
-      <w:r>
-        <w:t xml:space="preserve"> </w:t>
-      </w:r>
-      <w:r>
-        <w:rPr>
-          <w:rFonts w:hint="eastAsia"/>
-        </w:rPr>
-        <w:t xml:space="preserve">一定就消失了</w:t>
+        <w:t xml:space="preserve">二次切割的必然性</w:t>
+      </w:r>
+      <w:r>
+        <w:rPr>
+          <w:rFonts w:hint="eastAsia"/>
+        </w:rPr>
+        <w:t xml:space="preserve">：对拼接图进行二次切割并恢复5-度顶点后，GLFHO</w:t>
+      </w:r>
+      <w:r>
+        <w:t xml:space="preserve"> </w:t>
+      </w:r>
+      <w:r>
+        <w:rPr>
+          <w:rFonts w:hint="eastAsia"/>
+        </w:rPr>
+        <w:t xml:space="preserve">必然转移到新位置</w:t>
       </w:r>
     </w:p>
     <w:p>
@@ -22737,16 +22728,28 @@
         <w:rPr>
           <w:rFonts w:hint="eastAsia"/>
         </w:rPr>
-        <w:t xml:space="preserve">通过对称拼接构造：G</w:t>
-      </w:r>
-      <w:r>
-        <w:t xml:space="preserve"> </w:t>
-      </w:r>
-      <w:r>
-        <w:rPr>
-          <w:rFonts w:hint="eastAsia"/>
-        </w:rPr>
-        <w:t xml:space="preserve">与其副本沿边界粘合</w:t>
+        <w:t xml:space="preserve">通过对称拼接构造：挖空</w:t>
+      </w:r>
+      <w:r>
+        <w:t xml:space="preserve"> v </w:t>
+      </w:r>
+      <w:r>
+        <w:rPr>
+          <w:rFonts w:hint="eastAsia"/>
+        </w:rPr>
+        <w:t xml:space="preserve">和</w:t>
+      </w:r>
+      <w:r>
+        <w:t xml:space="preserve"> </w:t>
+      </w:r>
+      <w:r>
+        <w:rPr>
+          <w:rFonts w:hint="eastAsia"/>
+        </w:rPr>
+        <w:t xml:space="preserve">v’，错位贴合10个边界顶点，形成</w:t>
+      </w:r>
+      <w:r>
+        <w:t xml:space="preserve"> H = (G - {v}) ⊕ (G’ - {v’})</w:t>
       </w:r>
     </w:p>
     <w:p>
@@ -22779,37 +22782,37 @@
         <w:rPr>
           <w:rFonts w:hint="eastAsia"/>
         </w:rPr>
-        <w:t xml:space="preserve">推出矛盾：G</w:t>
-      </w:r>
-      <w:r>
-        <w:t xml:space="preserve"> </w:t>
-      </w:r>
-      <w:r>
-        <w:rPr>
-          <w:rFonts w:hint="eastAsia"/>
-        </w:rPr>
-        <w:t xml:space="preserve">含</w:t>
-      </w:r>
-      <w:r>
-        <w:t xml:space="preserve"> </w:t>
-      </w:r>
-      <w:r>
-        <w:rPr>
-          <w:rFonts w:hint="eastAsia"/>
-        </w:rPr>
-        <w:t xml:space="preserve">GLFHO，但</w:t>
-      </w:r>
-      <w:r>
-        <w:t xml:space="preserve"> H - {v’} ≅ G </w:t>
-      </w:r>
-      <w:r>
-        <w:rPr>
-          <w:rFonts w:hint="eastAsia"/>
-        </w:rPr>
-        <w:t xml:space="preserve">不含</w:t>
-      </w:r>
-      <w:r>
-        <w:t xml:space="preserve"> GLFHO</w:t>
+        <w:t xml:space="preserve">通过二次切割：切断错位连接，恢复</w:t>
+      </w:r>
+      <w:r>
+        <w:t xml:space="preserve"> </w:t>
+      </w:r>
+      <w:r>
+        <w:rPr>
+          <w:rFonts w:hint="eastAsia"/>
+        </w:rPr>
+        <w:t xml:space="preserve">v，GLFHO</w:t>
+      </w:r>
+      <w:r>
+        <w:t xml:space="preserve"> </w:t>
+      </w:r>
+      <w:r>
+        <w:rPr>
+          <w:rFonts w:hint="eastAsia"/>
+        </w:rPr>
+        <w:t xml:space="preserve">从</w:t>
+      </w:r>
+      <w:r>
+        <w:t xml:space="preserve"> u </w:t>
+      </w:r>
+      <w:r>
+        <w:rPr>
+          <w:rFonts w:hint="eastAsia"/>
+        </w:rPr>
+        <w:t xml:space="preserve">转移到</w:t>
+      </w:r>
+      <w:r>
+        <w:t xml:space="preserve"> v</w:t>
       </w:r>
     </w:p>
     <w:p>
